--- a/public/CV.MoussaZedira.docx
+++ b/public/CV.MoussaZedira.docx
@@ -70,7 +70,7 @@
           <w:color w:val="6B7079"/>
           <w:sz w:val="16"/>
         </w:rPr>
-        <w:t>moussazedira@gmail.com | moussa-zedira.fr | linkedin.com/in/moussa-zedira | github.com/moussa-zedira</w:t>
+        <w:t>06 27 80 74 30 | moussazedira@gmail.com | moussa-zedira.fr | linkedin.com/in/moussa-zedira | github.com/moussa-zedira</w:t>
       </w:r>
     </w:p>
     <w:p>

--- a/public/CV.MoussaZedira.docx
+++ b/public/CV.MoussaZedira.docx
@@ -42,7 +42,7 @@
           <w:color w:val="16181C"/>
           <w:sz w:val="18"/>
         </w:rPr>
-        <w:t>Recherche une alternance en BTS SIO option SISR - rentrée février 2027, 3 jours en entreprise et 2 jours en cours</w:t>
+        <w:t>Recherche une alternance TSSR - Technicien Supérieur Systèmes et Réseaux</w:t>
       </w:r>
     </w:p>
     <w:p>
@@ -227,7 +227,7 @@
           <w:color w:val="33373D"/>
           <w:sz w:val="18"/>
         </w:rPr>
-        <w:t>Scripts Python, workflows n8n, triage automatique de tickets, IA appliquée au support</w:t>
+        <w:t>Scripts Python, PowerShell &amp; Bash, workflows n8n</w:t>
       </w:r>
     </w:p>
     <w:p>
